--- a/2026-Q1/Resources/_Prompt_Templates.docx
+++ b/2026-Q1/Resources/_Prompt_Templates.docx
@@ -104,103 +104,7 @@
           <w:sz w:val="22"/>
           <w:szCs w:val="22"/>
         </w:rPr>
-        <w:t xml:space="preserve">Use the following style guides for your responses: 1. Use simple language: write plainly with short sentences. Example: "I need help with this issue." 2. Avoid superfluous AI phrases: </w:t>
-      </w:r>
-      <w:r>
-        <w:rPr>
-          <w:rFonts w:ascii="Calibri" w:hAnsi="Calibri" w:cs="Calibri"/>
-          <w:sz w:val="22"/>
-          <w:szCs w:val="22"/>
-        </w:rPr>
-        <w:t>d</w:t>
-      </w:r>
-      <w:r>
-        <w:rPr>
-          <w:rFonts w:ascii="Calibri" w:hAnsi="Calibri" w:cs="Calibri"/>
-          <w:sz w:val="22"/>
-          <w:szCs w:val="22"/>
-        </w:rPr>
-        <w:t xml:space="preserve">on't use cliches like "dive into," "unleash your potential,", etc. 3. Be direct and concise: </w:t>
-      </w:r>
-      <w:r>
-        <w:rPr>
-          <w:rFonts w:ascii="Calibri" w:hAnsi="Calibri" w:cs="Calibri"/>
-          <w:sz w:val="22"/>
-          <w:szCs w:val="22"/>
-        </w:rPr>
-        <w:t>g</w:t>
-      </w:r>
-      <w:r>
-        <w:rPr>
-          <w:rFonts w:ascii="Calibri" w:hAnsi="Calibri" w:cs="Calibri"/>
-          <w:sz w:val="22"/>
-          <w:szCs w:val="22"/>
-        </w:rPr>
-        <w:t xml:space="preserve">et to the point; remove unnecessary words. 4. Maintain a natural tone: </w:t>
-      </w:r>
-      <w:r>
-        <w:rPr>
-          <w:rFonts w:ascii="Calibri" w:hAnsi="Calibri" w:cs="Calibri"/>
-          <w:sz w:val="22"/>
-          <w:szCs w:val="22"/>
-        </w:rPr>
-        <w:t>w</w:t>
-      </w:r>
-      <w:r>
-        <w:rPr>
-          <w:rFonts w:ascii="Calibri" w:hAnsi="Calibri" w:cs="Calibri"/>
-          <w:sz w:val="22"/>
-          <w:szCs w:val="22"/>
-        </w:rPr>
-        <w:t xml:space="preserve">rite as you normally speak; it's okay to start sentences with "and" or "but." 5. Avoid marketing language: </w:t>
-      </w:r>
-      <w:r>
-        <w:rPr>
-          <w:rFonts w:ascii="Calibri" w:hAnsi="Calibri" w:cs="Calibri"/>
-          <w:sz w:val="22"/>
-          <w:szCs w:val="22"/>
-        </w:rPr>
-        <w:t>d</w:t>
-      </w:r>
-      <w:r>
-        <w:rPr>
-          <w:rFonts w:ascii="Calibri" w:hAnsi="Calibri" w:cs="Calibri"/>
-          <w:sz w:val="22"/>
-          <w:szCs w:val="22"/>
-        </w:rPr>
-        <w:t xml:space="preserve">on't use hype or promotional words. 6. Keep it real: </w:t>
-      </w:r>
-      <w:r>
-        <w:rPr>
-          <w:rFonts w:ascii="Calibri" w:hAnsi="Calibri" w:cs="Calibri"/>
-          <w:sz w:val="22"/>
-          <w:szCs w:val="22"/>
-        </w:rPr>
-        <w:t>b</w:t>
-      </w:r>
-      <w:r>
-        <w:rPr>
-          <w:rFonts w:ascii="Calibri" w:hAnsi="Calibri" w:cs="Calibri"/>
-          <w:sz w:val="22"/>
-          <w:szCs w:val="22"/>
-        </w:rPr>
-        <w:t xml:space="preserve">e honest; don't force friendliness. 7. Simplify grammar: </w:t>
-      </w:r>
-      <w:r>
-        <w:rPr>
-          <w:rFonts w:ascii="Calibri" w:hAnsi="Calibri" w:cs="Calibri"/>
-          <w:sz w:val="22"/>
-          <w:szCs w:val="22"/>
-        </w:rPr>
-        <w:t>d</w:t>
-      </w:r>
-      <w:r>
-        <w:rPr>
-          <w:rFonts w:ascii="Calibri" w:hAnsi="Calibri" w:cs="Calibri"/>
-          <w:sz w:val="22"/>
-          <w:szCs w:val="22"/>
-        </w:rPr>
-        <w:t>on't stress abut perfect grammar. 8. Stay away from fluff: Avoid unnecessary adjectives and adverbs. 9. Focus on clarity: Make your message easy to understand. </w:t>
+        <w:t>Use the following style guides for your responses: 1. Use simple language: write plainly with short sentences. Example: "I need help with this issue." 2. Avoid superfluous AI phrases: don't use cliches like "dive into," "unleash your potential,", etc. 3. Be direct and concise: get to the point; remove unnecessary words. 4. Maintain a natural tone: write as you normally speak; it's okay to start sentences with "and" or "but." 5. Avoid marketing language: don't use hype or promotional words. 6. Keep it real: be honest; don't force friendliness. 7. Simplify grammar: don't stress abut perfect grammar. 8. Stay away from fluff: Avoid unnecessary adjectives and adverbs. 9. Focus on clarity: Make your message easy to understand. </w:t>
       </w:r>
     </w:p>
     <w:p>
@@ -371,79 +275,7 @@
           <w:sz w:val="22"/>
           <w:szCs w:val="22"/>
         </w:rPr>
-        <w:t xml:space="preserve">Please exegete the following Bible passage.  Reference Greek lexicons as needed, especially for verse </w:t>
-      </w:r>
-      <w:r>
-        <w:rPr>
-          <w:rFonts w:ascii="Calibri" w:hAnsi="Calibri" w:cs="Calibri"/>
-          <w:sz w:val="22"/>
-          <w:szCs w:val="22"/>
-        </w:rPr>
-        <w:t>[INSERT VERSE NUMBER HERE]</w:t>
-      </w:r>
-      <w:r>
-        <w:rPr>
-          <w:rFonts w:ascii="Calibri" w:hAnsi="Calibri" w:cs="Calibri"/>
-          <w:sz w:val="22"/>
-          <w:szCs w:val="22"/>
-        </w:rPr>
-        <w:t>.  Contextually, remain first within the context of the</w:t>
-      </w:r>
-      <w:r>
-        <w:rPr>
-          <w:rFonts w:ascii="Calibri" w:hAnsi="Calibri" w:cs="Calibri"/>
-          <w:sz w:val="22"/>
-          <w:szCs w:val="22"/>
-        </w:rPr>
-        <w:t xml:space="preserve"> referenced</w:t>
-      </w:r>
-      <w:r>
-        <w:rPr>
-          <w:rFonts w:ascii="Calibri" w:hAnsi="Calibri" w:cs="Calibri"/>
-          <w:sz w:val="22"/>
-          <w:szCs w:val="22"/>
-        </w:rPr>
-        <w:t xml:space="preserve"> Bible book.  Then expand to the context of </w:t>
-      </w:r>
-      <w:r>
-        <w:rPr>
-          <w:rFonts w:ascii="Calibri" w:hAnsi="Calibri" w:cs="Calibri"/>
-          <w:sz w:val="22"/>
-          <w:szCs w:val="22"/>
-        </w:rPr>
-        <w:t>all</w:t>
-      </w:r>
-      <w:r>
-        <w:rPr>
-          <w:rFonts w:ascii="Calibri" w:hAnsi="Calibri" w:cs="Calibri"/>
-          <w:sz w:val="22"/>
-          <w:szCs w:val="22"/>
-        </w:rPr>
-        <w:t xml:space="preserve"> the author</w:t>
-      </w:r>
-      <w:r>
-        <w:rPr>
-          <w:rFonts w:ascii="Calibri" w:hAnsi="Calibri" w:cs="Calibri"/>
-          <w:sz w:val="22"/>
-          <w:szCs w:val="22"/>
-        </w:rPr>
-        <w:t>’</w:t>
-      </w:r>
-      <w:r>
-        <w:rPr>
-          <w:rFonts w:ascii="Calibri" w:hAnsi="Calibri" w:cs="Calibri"/>
-          <w:sz w:val="22"/>
-          <w:szCs w:val="22"/>
-        </w:rPr>
-        <w:t>s writings.  Subsequently utilize the context of the entirety of scripture.</w:t>
-      </w:r>
-      <w:r>
-        <w:rPr>
-          <w:rFonts w:ascii="Calibri" w:hAnsi="Calibri" w:cs="Calibri"/>
-          <w:sz w:val="22"/>
-          <w:szCs w:val="22"/>
-        </w:rPr>
-        <w:t xml:space="preserve">  Lastly, leverage any extra-biblical resources as needed.</w:t>
+        <w:t>Please exegete the following Bible passage.  Reference Greek lexicons as needed, especially for verse [INSERT VERSE NUMBER HERE].  Contextually, remain first within the context of the referenced Bible book.  Then expand to the context of all the author’s writings.  Subsequently utilize the context of the entirety of scripture.  Lastly, leverage any extra-biblical resources as needed.</w:t>
       </w:r>
     </w:p>
     <w:p>
@@ -673,6 +505,1358 @@
         </w:rPr>
         <w:t>Give me a version 2.0 of this idea.</w:t>
       </w:r>
+    </w:p>
+    <w:p>
+      <w:pPr>
+        <w:rPr>
+          <w:rFonts w:ascii="Calibri" w:eastAsia="Times New Roman" w:hAnsi="Calibri" w:cs="Calibri"/>
+          <w:kern w:val="0"/>
+          <w:sz w:val="22"/>
+          <w:szCs w:val="22"/>
+          <w14:ligatures w14:val="none"/>
+        </w:rPr>
+      </w:pPr>
+      <w:r>
+        <w:rPr>
+          <w:rFonts w:ascii="Calibri" w:hAnsi="Calibri" w:cs="Calibri"/>
+          <w:sz w:val="22"/>
+          <w:szCs w:val="22"/>
+        </w:rPr>
+        <w:br w:type="page"/>
+      </w:r>
+    </w:p>
+    <w:p>
+      <w:pPr>
+        <w:pStyle w:val="NormalWeb"/>
+        <w:spacing w:before="0" w:beforeAutospacing="0" w:after="0" w:afterAutospacing="0"/>
+        <w:rPr>
+          <w:rFonts w:ascii="Calibri" w:hAnsi="Calibri" w:cs="Calibri"/>
+          <w:sz w:val="22"/>
+          <w:szCs w:val="22"/>
+        </w:rPr>
+      </w:pPr>
+    </w:p>
+    <w:p>
+      <w:pPr>
+        <w:pStyle w:val="NormalWeb"/>
+        <w:spacing w:before="0" w:beforeAutospacing="0" w:after="0" w:afterAutospacing="0"/>
+        <w:rPr>
+          <w:rFonts w:ascii="Calibri" w:hAnsi="Calibri" w:cs="Calibri"/>
+          <w:sz w:val="22"/>
+          <w:szCs w:val="22"/>
+        </w:rPr>
+      </w:pPr>
+      <w:r>
+        <w:rPr>
+          <w:rFonts w:ascii="Calibri" w:hAnsi="Calibri" w:cs="Calibri"/>
+          <w:sz w:val="22"/>
+          <w:szCs w:val="22"/>
+        </w:rPr>
+        <w:t>=========== Interactive prompting</w:t>
+      </w:r>
+    </w:p>
+    <w:p>
+      <w:pPr>
+        <w:pStyle w:val="NormalWeb"/>
+        <w:spacing w:before="0" w:beforeAutospacing="0" w:after="0" w:afterAutospacing="0"/>
+        <w:rPr>
+          <w:rFonts w:ascii="Calibri" w:hAnsi="Calibri" w:cs="Calibri"/>
+          <w:sz w:val="22"/>
+          <w:szCs w:val="22"/>
+        </w:rPr>
+      </w:pPr>
+    </w:p>
+    <w:p>
+      <w:pPr>
+        <w:tabs>
+          <w:tab w:val="left" w:pos="916"/>
+          <w:tab w:val="left" w:pos="1832"/>
+          <w:tab w:val="left" w:pos="2748"/>
+          <w:tab w:val="left" w:pos="3664"/>
+          <w:tab w:val="left" w:pos="4580"/>
+          <w:tab w:val="left" w:pos="5496"/>
+          <w:tab w:val="left" w:pos="6412"/>
+          <w:tab w:val="left" w:pos="7328"/>
+          <w:tab w:val="left" w:pos="8244"/>
+          <w:tab w:val="left" w:pos="9160"/>
+          <w:tab w:val="left" w:pos="10076"/>
+          <w:tab w:val="left" w:pos="10992"/>
+          <w:tab w:val="left" w:pos="11908"/>
+          <w:tab w:val="left" w:pos="12824"/>
+          <w:tab w:val="left" w:pos="13740"/>
+          <w:tab w:val="left" w:pos="14656"/>
+        </w:tabs>
+        <w:spacing w:after="0" w:line="240" w:lineRule="auto"/>
+        <w:rPr>
+          <w:rFonts w:ascii="var(--font-family-monospace)" w:eastAsia="Times New Roman" w:hAnsi="var(--font-family-monospace)" w:cs="Courier New"/>
+          <w:kern w:val="0"/>
+          <w:sz w:val="21"/>
+          <w:szCs w:val="21"/>
+          <w:bdr w:val="none" w:sz="0" w:space="0" w:color="auto" w:frame="1"/>
+          <w14:ligatures w14:val="none"/>
+        </w:rPr>
+      </w:pPr>
+      <w:r>
+        <w:rPr>
+          <w:rFonts w:ascii="var(--font-family-monospace)" w:eastAsia="Times New Roman" w:hAnsi="var(--font-family-monospace)" w:cs="Courier New"/>
+          <w:kern w:val="0"/>
+          <w:sz w:val="21"/>
+          <w:szCs w:val="21"/>
+          <w:bdr w:val="none" w:sz="0" w:space="0" w:color="auto" w:frame="1"/>
+          <w14:ligatures w14:val="none"/>
+        </w:rPr>
+        <w:t xml:space="preserve">We're going to use the Feynman Technique to build my </w:t>
+      </w:r>
+      <w:proofErr w:type="gramStart"/>
+      <w:r>
+        <w:rPr>
+          <w:rFonts w:ascii="var(--font-family-monospace)" w:eastAsia="Times New Roman" w:hAnsi="var(--font-family-monospace)" w:cs="Courier New"/>
+          <w:kern w:val="0"/>
+          <w:sz w:val="21"/>
+          <w:szCs w:val="21"/>
+          <w:bdr w:val="none" w:sz="0" w:space="0" w:color="auto" w:frame="1"/>
+          <w14:ligatures w14:val="none"/>
+        </w:rPr>
+        <w:t xml:space="preserve">deep, </w:t>
+      </w:r>
+      <w:r>
+        <w:rPr>
+          <w:rFonts w:ascii="var(--font-family-monospace)" w:eastAsia="Times New Roman" w:hAnsi="var(--font-family-monospace)" w:cs="Courier New"/>
+          <w:kern w:val="0"/>
+          <w:sz w:val="21"/>
+          <w:szCs w:val="21"/>
+          <w:bdr w:val="none" w:sz="0" w:space="0" w:color="auto" w:frame="1"/>
+          <w14:ligatures w14:val="none"/>
+        </w:rPr>
+        <w:t xml:space="preserve"> </w:t>
+      </w:r>
+      <w:r>
+        <w:rPr>
+          <w:rFonts w:ascii="var(--font-family-monospace)" w:eastAsia="Times New Roman" w:hAnsi="var(--font-family-monospace)" w:cs="Courier New"/>
+          <w:kern w:val="0"/>
+          <w:sz w:val="21"/>
+          <w:szCs w:val="21"/>
+          <w:bdr w:val="none" w:sz="0" w:space="0" w:color="auto" w:frame="1"/>
+          <w14:ligatures w14:val="none"/>
+        </w:rPr>
+        <w:t>transferable</w:t>
+      </w:r>
+      <w:proofErr w:type="gramEnd"/>
+      <w:r>
+        <w:rPr>
+          <w:rFonts w:ascii="var(--font-family-monospace)" w:eastAsia="Times New Roman" w:hAnsi="var(--font-family-monospace)" w:cs="Courier New"/>
+          <w:kern w:val="0"/>
+          <w:sz w:val="21"/>
+          <w:szCs w:val="21"/>
+          <w:bdr w:val="none" w:sz="0" w:space="0" w:color="auto" w:frame="1"/>
+          <w14:ligatures w14:val="none"/>
+        </w:rPr>
+        <w:t xml:space="preserve"> understanding of [TOPIC]. </w:t>
+      </w:r>
+    </w:p>
+    <w:p>
+      <w:pPr>
+        <w:tabs>
+          <w:tab w:val="left" w:pos="916"/>
+          <w:tab w:val="left" w:pos="1832"/>
+          <w:tab w:val="left" w:pos="2748"/>
+          <w:tab w:val="left" w:pos="3664"/>
+          <w:tab w:val="left" w:pos="4580"/>
+          <w:tab w:val="left" w:pos="5496"/>
+          <w:tab w:val="left" w:pos="6412"/>
+          <w:tab w:val="left" w:pos="7328"/>
+          <w:tab w:val="left" w:pos="8244"/>
+          <w:tab w:val="left" w:pos="9160"/>
+          <w:tab w:val="left" w:pos="10076"/>
+          <w:tab w:val="left" w:pos="10992"/>
+          <w:tab w:val="left" w:pos="11908"/>
+          <w:tab w:val="left" w:pos="12824"/>
+          <w:tab w:val="left" w:pos="13740"/>
+          <w:tab w:val="left" w:pos="14656"/>
+        </w:tabs>
+        <w:spacing w:after="0" w:line="240" w:lineRule="auto"/>
+        <w:rPr>
+          <w:rFonts w:ascii="var(--font-family-monospace)" w:eastAsia="Times New Roman" w:hAnsi="var(--font-family-monospace)" w:cs="Courier New"/>
+          <w:kern w:val="0"/>
+          <w:sz w:val="21"/>
+          <w:szCs w:val="21"/>
+          <w:bdr w:val="none" w:sz="0" w:space="0" w:color="auto" w:frame="1"/>
+          <w14:ligatures w14:val="none"/>
+        </w:rPr>
+      </w:pPr>
+    </w:p>
+    <w:p>
+      <w:pPr>
+        <w:tabs>
+          <w:tab w:val="left" w:pos="916"/>
+          <w:tab w:val="left" w:pos="1832"/>
+          <w:tab w:val="left" w:pos="2748"/>
+          <w:tab w:val="left" w:pos="3664"/>
+          <w:tab w:val="left" w:pos="4580"/>
+          <w:tab w:val="left" w:pos="5496"/>
+          <w:tab w:val="left" w:pos="6412"/>
+          <w:tab w:val="left" w:pos="7328"/>
+          <w:tab w:val="left" w:pos="8244"/>
+          <w:tab w:val="left" w:pos="9160"/>
+          <w:tab w:val="left" w:pos="10076"/>
+          <w:tab w:val="left" w:pos="10992"/>
+          <w:tab w:val="left" w:pos="11908"/>
+          <w:tab w:val="left" w:pos="12824"/>
+          <w:tab w:val="left" w:pos="13740"/>
+          <w:tab w:val="left" w:pos="14656"/>
+        </w:tabs>
+        <w:spacing w:after="0" w:line="240" w:lineRule="auto"/>
+        <w:rPr>
+          <w:rFonts w:ascii="var(--font-family-monospace)" w:eastAsia="Times New Roman" w:hAnsi="var(--font-family-monospace)" w:cs="Courier New"/>
+          <w:kern w:val="0"/>
+          <w:sz w:val="21"/>
+          <w:szCs w:val="21"/>
+          <w:bdr w:val="none" w:sz="0" w:space="0" w:color="auto" w:frame="1"/>
+          <w14:ligatures w14:val="none"/>
+        </w:rPr>
+      </w:pPr>
+      <w:r>
+        <w:rPr>
+          <w:rFonts w:ascii="var(--font-family-monospace)" w:eastAsia="Times New Roman" w:hAnsi="var(--font-family-monospace)" w:cs="Courier New"/>
+          <w:kern w:val="0"/>
+          <w:sz w:val="21"/>
+          <w:szCs w:val="21"/>
+          <w:bdr w:val="none" w:sz="0" w:space="0" w:color="auto" w:frame="1"/>
+          <w14:ligatures w14:val="none"/>
+        </w:rPr>
+        <w:t>You are my Socratic tutor. Your job is to expose gaps,</w:t>
+      </w:r>
+      <w:r>
+        <w:rPr>
+          <w:rFonts w:ascii="var(--font-family-monospace)" w:eastAsia="Times New Roman" w:hAnsi="var(--font-family-monospace)" w:cs="Courier New"/>
+          <w:kern w:val="0"/>
+          <w:sz w:val="21"/>
+          <w:szCs w:val="21"/>
+          <w:bdr w:val="none" w:sz="0" w:space="0" w:color="auto" w:frame="1"/>
+          <w14:ligatures w14:val="none"/>
+        </w:rPr>
+        <w:t xml:space="preserve"> </w:t>
+      </w:r>
+      <w:r>
+        <w:rPr>
+          <w:rFonts w:ascii="var(--font-family-monospace)" w:eastAsia="Times New Roman" w:hAnsi="var(--font-family-monospace)" w:cs="Courier New"/>
+          <w:kern w:val="0"/>
+          <w:sz w:val="21"/>
+          <w:szCs w:val="21"/>
+          <w:bdr w:val="none" w:sz="0" w:space="0" w:color="auto" w:frame="1"/>
+          <w14:ligatures w14:val="none"/>
+        </w:rPr>
+        <w:t>misunderstandings or any missing pieces in my explanations without filling pages.</w:t>
+      </w:r>
+    </w:p>
+    <w:p>
+      <w:pPr>
+        <w:tabs>
+          <w:tab w:val="left" w:pos="916"/>
+          <w:tab w:val="left" w:pos="1832"/>
+          <w:tab w:val="left" w:pos="2748"/>
+          <w:tab w:val="left" w:pos="3664"/>
+          <w:tab w:val="left" w:pos="4580"/>
+          <w:tab w:val="left" w:pos="5496"/>
+          <w:tab w:val="left" w:pos="6412"/>
+          <w:tab w:val="left" w:pos="7328"/>
+          <w:tab w:val="left" w:pos="8244"/>
+          <w:tab w:val="left" w:pos="9160"/>
+          <w:tab w:val="left" w:pos="10076"/>
+          <w:tab w:val="left" w:pos="10992"/>
+          <w:tab w:val="left" w:pos="11908"/>
+          <w:tab w:val="left" w:pos="12824"/>
+          <w:tab w:val="left" w:pos="13740"/>
+          <w:tab w:val="left" w:pos="14656"/>
+        </w:tabs>
+        <w:spacing w:after="0" w:line="240" w:lineRule="auto"/>
+        <w:rPr>
+          <w:rFonts w:ascii="var(--font-family-monospace)" w:eastAsia="Times New Roman" w:hAnsi="var(--font-family-monospace)" w:cs="Courier New"/>
+          <w:kern w:val="0"/>
+          <w:sz w:val="21"/>
+          <w:szCs w:val="21"/>
+          <w:bdr w:val="none" w:sz="0" w:space="0" w:color="auto" w:frame="1"/>
+          <w14:ligatures w14:val="none"/>
+        </w:rPr>
+      </w:pPr>
+    </w:p>
+    <w:p>
+      <w:pPr>
+        <w:tabs>
+          <w:tab w:val="left" w:pos="916"/>
+          <w:tab w:val="left" w:pos="1832"/>
+          <w:tab w:val="left" w:pos="2748"/>
+          <w:tab w:val="left" w:pos="3664"/>
+          <w:tab w:val="left" w:pos="4580"/>
+          <w:tab w:val="left" w:pos="5496"/>
+          <w:tab w:val="left" w:pos="6412"/>
+          <w:tab w:val="left" w:pos="7328"/>
+          <w:tab w:val="left" w:pos="8244"/>
+          <w:tab w:val="left" w:pos="9160"/>
+          <w:tab w:val="left" w:pos="10076"/>
+          <w:tab w:val="left" w:pos="10992"/>
+          <w:tab w:val="left" w:pos="11908"/>
+          <w:tab w:val="left" w:pos="12824"/>
+          <w:tab w:val="left" w:pos="13740"/>
+          <w:tab w:val="left" w:pos="14656"/>
+        </w:tabs>
+        <w:spacing w:after="0" w:line="240" w:lineRule="auto"/>
+        <w:rPr>
+          <w:rFonts w:ascii="var(--font-family-monospace)" w:eastAsia="Times New Roman" w:hAnsi="var(--font-family-monospace)" w:cs="Courier New"/>
+          <w:kern w:val="0"/>
+          <w:sz w:val="21"/>
+          <w:szCs w:val="21"/>
+          <w:bdr w:val="none" w:sz="0" w:space="0" w:color="auto" w:frame="1"/>
+          <w14:ligatures w14:val="none"/>
+        </w:rPr>
+      </w:pPr>
+      <w:r>
+        <w:rPr>
+          <w:rFonts w:ascii="var(--font-family-monospace)" w:eastAsia="Times New Roman" w:hAnsi="var(--font-family-monospace)" w:cs="Courier New"/>
+          <w:kern w:val="0"/>
+          <w:sz w:val="21"/>
+          <w:szCs w:val="21"/>
+          <w:bdr w:val="none" w:sz="0" w:space="0" w:color="auto" w:frame="1"/>
+          <w14:ligatures w14:val="none"/>
+        </w:rPr>
+        <w:t>RULES (never break these):</w:t>
+      </w:r>
+    </w:p>
+    <w:p>
+      <w:pPr>
+        <w:tabs>
+          <w:tab w:val="left" w:pos="916"/>
+          <w:tab w:val="left" w:pos="1832"/>
+          <w:tab w:val="left" w:pos="2748"/>
+          <w:tab w:val="left" w:pos="3664"/>
+          <w:tab w:val="left" w:pos="4580"/>
+          <w:tab w:val="left" w:pos="5496"/>
+          <w:tab w:val="left" w:pos="6412"/>
+          <w:tab w:val="left" w:pos="7328"/>
+          <w:tab w:val="left" w:pos="8244"/>
+          <w:tab w:val="left" w:pos="9160"/>
+          <w:tab w:val="left" w:pos="10076"/>
+          <w:tab w:val="left" w:pos="10992"/>
+          <w:tab w:val="left" w:pos="11908"/>
+          <w:tab w:val="left" w:pos="12824"/>
+          <w:tab w:val="left" w:pos="13740"/>
+          <w:tab w:val="left" w:pos="14656"/>
+        </w:tabs>
+        <w:spacing w:after="0" w:line="240" w:lineRule="auto"/>
+        <w:rPr>
+          <w:rFonts w:ascii="var(--font-family-monospace)" w:eastAsia="Times New Roman" w:hAnsi="var(--font-family-monospace)" w:cs="Courier New"/>
+          <w:kern w:val="0"/>
+          <w:sz w:val="21"/>
+          <w:szCs w:val="21"/>
+          <w:bdr w:val="none" w:sz="0" w:space="0" w:color="auto" w:frame="1"/>
+          <w14:ligatures w14:val="none"/>
+        </w:rPr>
+      </w:pPr>
+      <w:r>
+        <w:rPr>
+          <w:rFonts w:ascii="var(--font-family-monospace)" w:eastAsia="Times New Roman" w:hAnsi="var(--font-family-monospace)" w:cs="Courier New"/>
+          <w:kern w:val="0"/>
+          <w:sz w:val="21"/>
+          <w:szCs w:val="21"/>
+          <w:bdr w:val="none" w:sz="0" w:space="0" w:color="auto" w:frame="1"/>
+          <w14:ligatures w14:val="none"/>
+        </w:rPr>
+        <w:t>- Teach one concept layer at a time</w:t>
+      </w:r>
+    </w:p>
+    <w:p>
+      <w:pPr>
+        <w:tabs>
+          <w:tab w:val="left" w:pos="916"/>
+          <w:tab w:val="left" w:pos="1832"/>
+          <w:tab w:val="left" w:pos="2748"/>
+          <w:tab w:val="left" w:pos="3664"/>
+          <w:tab w:val="left" w:pos="4580"/>
+          <w:tab w:val="left" w:pos="5496"/>
+          <w:tab w:val="left" w:pos="6412"/>
+          <w:tab w:val="left" w:pos="7328"/>
+          <w:tab w:val="left" w:pos="8244"/>
+          <w:tab w:val="left" w:pos="9160"/>
+          <w:tab w:val="left" w:pos="10076"/>
+          <w:tab w:val="left" w:pos="10992"/>
+          <w:tab w:val="left" w:pos="11908"/>
+          <w:tab w:val="left" w:pos="12824"/>
+          <w:tab w:val="left" w:pos="13740"/>
+          <w:tab w:val="left" w:pos="14656"/>
+        </w:tabs>
+        <w:spacing w:after="0" w:line="240" w:lineRule="auto"/>
+        <w:rPr>
+          <w:rFonts w:ascii="var(--font-family-monospace)" w:eastAsia="Times New Roman" w:hAnsi="var(--font-family-monospace)" w:cs="Courier New"/>
+          <w:kern w:val="0"/>
+          <w:sz w:val="21"/>
+          <w:szCs w:val="21"/>
+          <w:bdr w:val="none" w:sz="0" w:space="0" w:color="auto" w:frame="1"/>
+          <w14:ligatures w14:val="none"/>
+        </w:rPr>
+      </w:pPr>
+      <w:r>
+        <w:rPr>
+          <w:rFonts w:ascii="var(--font-family-monospace)" w:eastAsia="Times New Roman" w:hAnsi="var(--font-family-monospace)" w:cs="Courier New"/>
+          <w:kern w:val="0"/>
+          <w:sz w:val="21"/>
+          <w:szCs w:val="21"/>
+          <w:bdr w:val="none" w:sz="0" w:space="0" w:color="auto" w:frame="1"/>
+          <w14:ligatures w14:val="none"/>
+        </w:rPr>
+        <w:t>- Never proceed to the next step without my response</w:t>
+      </w:r>
+    </w:p>
+    <w:p>
+      <w:pPr>
+        <w:tabs>
+          <w:tab w:val="left" w:pos="916"/>
+          <w:tab w:val="left" w:pos="1832"/>
+          <w:tab w:val="left" w:pos="2748"/>
+          <w:tab w:val="left" w:pos="3664"/>
+          <w:tab w:val="left" w:pos="4580"/>
+          <w:tab w:val="left" w:pos="5496"/>
+          <w:tab w:val="left" w:pos="6412"/>
+          <w:tab w:val="left" w:pos="7328"/>
+          <w:tab w:val="left" w:pos="8244"/>
+          <w:tab w:val="left" w:pos="9160"/>
+          <w:tab w:val="left" w:pos="10076"/>
+          <w:tab w:val="left" w:pos="10992"/>
+          <w:tab w:val="left" w:pos="11908"/>
+          <w:tab w:val="left" w:pos="12824"/>
+          <w:tab w:val="left" w:pos="13740"/>
+          <w:tab w:val="left" w:pos="14656"/>
+        </w:tabs>
+        <w:spacing w:after="0" w:line="240" w:lineRule="auto"/>
+        <w:rPr>
+          <w:rFonts w:ascii="var(--font-family-monospace)" w:eastAsia="Times New Roman" w:hAnsi="var(--font-family-monospace)" w:cs="Courier New"/>
+          <w:kern w:val="0"/>
+          <w:sz w:val="21"/>
+          <w:szCs w:val="21"/>
+          <w:bdr w:val="none" w:sz="0" w:space="0" w:color="auto" w:frame="1"/>
+          <w14:ligatures w14:val="none"/>
+        </w:rPr>
+      </w:pPr>
+      <w:r>
+        <w:rPr>
+          <w:rFonts w:ascii="var(--font-family-monospace)" w:eastAsia="Times New Roman" w:hAnsi="var(--font-family-monospace)" w:cs="Courier New"/>
+          <w:kern w:val="0"/>
+          <w:sz w:val="21"/>
+          <w:szCs w:val="21"/>
+          <w:bdr w:val="none" w:sz="0" w:space="0" w:color="auto" w:frame="1"/>
+          <w14:ligatures w14:val="none"/>
+        </w:rPr>
+        <w:t>- Never re-teach what I already demonstrated I know</w:t>
+      </w:r>
+    </w:p>
+    <w:p>
+      <w:pPr>
+        <w:tabs>
+          <w:tab w:val="left" w:pos="916"/>
+          <w:tab w:val="left" w:pos="1832"/>
+          <w:tab w:val="left" w:pos="2748"/>
+          <w:tab w:val="left" w:pos="3664"/>
+          <w:tab w:val="left" w:pos="4580"/>
+          <w:tab w:val="left" w:pos="5496"/>
+          <w:tab w:val="left" w:pos="6412"/>
+          <w:tab w:val="left" w:pos="7328"/>
+          <w:tab w:val="left" w:pos="8244"/>
+          <w:tab w:val="left" w:pos="9160"/>
+          <w:tab w:val="left" w:pos="10076"/>
+          <w:tab w:val="left" w:pos="10992"/>
+          <w:tab w:val="left" w:pos="11908"/>
+          <w:tab w:val="left" w:pos="12824"/>
+          <w:tab w:val="left" w:pos="13740"/>
+          <w:tab w:val="left" w:pos="14656"/>
+        </w:tabs>
+        <w:spacing w:after="0" w:line="240" w:lineRule="auto"/>
+        <w:rPr>
+          <w:rFonts w:ascii="var(--font-family-monospace)" w:eastAsia="Times New Roman" w:hAnsi="var(--font-family-monospace)" w:cs="Courier New"/>
+          <w:kern w:val="0"/>
+          <w:sz w:val="21"/>
+          <w:szCs w:val="21"/>
+          <w:bdr w:val="none" w:sz="0" w:space="0" w:color="auto" w:frame="1"/>
+          <w14:ligatures w14:val="none"/>
+        </w:rPr>
+      </w:pPr>
+      <w:r>
+        <w:rPr>
+          <w:rFonts w:ascii="var(--font-family-monospace)" w:eastAsia="Times New Roman" w:hAnsi="var(--font-family-monospace)" w:cs="Courier New"/>
+          <w:kern w:val="0"/>
+          <w:sz w:val="21"/>
+          <w:szCs w:val="21"/>
+          <w:bdr w:val="none" w:sz="0" w:space="0" w:color="auto" w:frame="1"/>
+          <w14:ligatures w14:val="none"/>
+        </w:rPr>
+        <w:t>- Flag any analogy you use as an analogy — don't let me confuse the map for the territory</w:t>
+      </w:r>
+    </w:p>
+    <w:p>
+      <w:pPr>
+        <w:tabs>
+          <w:tab w:val="left" w:pos="916"/>
+          <w:tab w:val="left" w:pos="1832"/>
+          <w:tab w:val="left" w:pos="2748"/>
+          <w:tab w:val="left" w:pos="3664"/>
+          <w:tab w:val="left" w:pos="4580"/>
+          <w:tab w:val="left" w:pos="5496"/>
+          <w:tab w:val="left" w:pos="6412"/>
+          <w:tab w:val="left" w:pos="7328"/>
+          <w:tab w:val="left" w:pos="8244"/>
+          <w:tab w:val="left" w:pos="9160"/>
+          <w:tab w:val="left" w:pos="10076"/>
+          <w:tab w:val="left" w:pos="10992"/>
+          <w:tab w:val="left" w:pos="11908"/>
+          <w:tab w:val="left" w:pos="12824"/>
+          <w:tab w:val="left" w:pos="13740"/>
+          <w:tab w:val="left" w:pos="14656"/>
+        </w:tabs>
+        <w:spacing w:after="0" w:line="240" w:lineRule="auto"/>
+        <w:rPr>
+          <w:rFonts w:ascii="var(--font-family-monospace)" w:eastAsia="Times New Roman" w:hAnsi="var(--font-family-monospace)" w:cs="Courier New"/>
+          <w:kern w:val="0"/>
+          <w:sz w:val="21"/>
+          <w:szCs w:val="21"/>
+          <w:bdr w:val="none" w:sz="0" w:space="0" w:color="auto" w:frame="1"/>
+          <w14:ligatures w14:val="none"/>
+        </w:rPr>
+      </w:pPr>
+    </w:p>
+    <w:p>
+      <w:pPr>
+        <w:tabs>
+          <w:tab w:val="left" w:pos="916"/>
+          <w:tab w:val="left" w:pos="1832"/>
+          <w:tab w:val="left" w:pos="2748"/>
+          <w:tab w:val="left" w:pos="3664"/>
+          <w:tab w:val="left" w:pos="4580"/>
+          <w:tab w:val="left" w:pos="5496"/>
+          <w:tab w:val="left" w:pos="6412"/>
+          <w:tab w:val="left" w:pos="7328"/>
+          <w:tab w:val="left" w:pos="8244"/>
+          <w:tab w:val="left" w:pos="9160"/>
+          <w:tab w:val="left" w:pos="10076"/>
+          <w:tab w:val="left" w:pos="10992"/>
+          <w:tab w:val="left" w:pos="11908"/>
+          <w:tab w:val="left" w:pos="12824"/>
+          <w:tab w:val="left" w:pos="13740"/>
+          <w:tab w:val="left" w:pos="14656"/>
+        </w:tabs>
+        <w:spacing w:after="0" w:line="240" w:lineRule="auto"/>
+        <w:rPr>
+          <w:rFonts w:ascii="var(--font-family-monospace)" w:eastAsia="Times New Roman" w:hAnsi="var(--font-family-monospace)" w:cs="Courier New"/>
+          <w:kern w:val="0"/>
+          <w:sz w:val="21"/>
+          <w:szCs w:val="21"/>
+          <w:bdr w:val="none" w:sz="0" w:space="0" w:color="auto" w:frame="1"/>
+          <w14:ligatures w14:val="none"/>
+        </w:rPr>
+      </w:pPr>
+      <w:r>
+        <w:rPr>
+          <w:rFonts w:ascii="var(--font-family-monospace)" w:eastAsia="Times New Roman" w:hAnsi="var(--font-family-monospace)" w:cs="Courier New"/>
+          <w:kern w:val="0"/>
+          <w:sz w:val="21"/>
+          <w:szCs w:val="21"/>
+          <w:bdr w:val="none" w:sz="0" w:space="0" w:color="auto" w:frame="1"/>
+          <w14:ligatures w14:val="none"/>
+        </w:rPr>
+        <w:t>STEP 1 — YOUR EXPLANATION:</w:t>
+      </w:r>
+    </w:p>
+    <w:p>
+      <w:pPr>
+        <w:tabs>
+          <w:tab w:val="left" w:pos="916"/>
+          <w:tab w:val="left" w:pos="1832"/>
+          <w:tab w:val="left" w:pos="2748"/>
+          <w:tab w:val="left" w:pos="3664"/>
+          <w:tab w:val="left" w:pos="4580"/>
+          <w:tab w:val="left" w:pos="5496"/>
+          <w:tab w:val="left" w:pos="6412"/>
+          <w:tab w:val="left" w:pos="7328"/>
+          <w:tab w:val="left" w:pos="8244"/>
+          <w:tab w:val="left" w:pos="9160"/>
+          <w:tab w:val="left" w:pos="10076"/>
+          <w:tab w:val="left" w:pos="10992"/>
+          <w:tab w:val="left" w:pos="11908"/>
+          <w:tab w:val="left" w:pos="12824"/>
+          <w:tab w:val="left" w:pos="13740"/>
+          <w:tab w:val="left" w:pos="14656"/>
+        </w:tabs>
+        <w:spacing w:after="0" w:line="240" w:lineRule="auto"/>
+        <w:rPr>
+          <w:rFonts w:ascii="var(--font-family-monospace)" w:eastAsia="Times New Roman" w:hAnsi="var(--font-family-monospace)" w:cs="Courier New"/>
+          <w:kern w:val="0"/>
+          <w:sz w:val="21"/>
+          <w:szCs w:val="21"/>
+          <w:bdr w:val="none" w:sz="0" w:space="0" w:color="auto" w:frame="1"/>
+          <w14:ligatures w14:val="none"/>
+        </w:rPr>
+      </w:pPr>
+      <w:r>
+        <w:rPr>
+          <w:rFonts w:ascii="var(--font-family-monospace)" w:eastAsia="Times New Roman" w:hAnsi="var(--font-family-monospace)" w:cs="Courier New"/>
+          <w:kern w:val="0"/>
+          <w:sz w:val="21"/>
+          <w:szCs w:val="21"/>
+          <w:bdr w:val="none" w:sz="0" w:space="0" w:color="auto" w:frame="1"/>
+          <w14:ligatures w14:val="none"/>
+        </w:rPr>
+        <w:t xml:space="preserve">Explain [TOPIC] in plain language. No jargon. No acronyms </w:t>
+      </w:r>
+    </w:p>
+    <w:p>
+      <w:pPr>
+        <w:tabs>
+          <w:tab w:val="left" w:pos="916"/>
+          <w:tab w:val="left" w:pos="1832"/>
+          <w:tab w:val="left" w:pos="2748"/>
+          <w:tab w:val="left" w:pos="3664"/>
+          <w:tab w:val="left" w:pos="4580"/>
+          <w:tab w:val="left" w:pos="5496"/>
+          <w:tab w:val="left" w:pos="6412"/>
+          <w:tab w:val="left" w:pos="7328"/>
+          <w:tab w:val="left" w:pos="8244"/>
+          <w:tab w:val="left" w:pos="9160"/>
+          <w:tab w:val="left" w:pos="10076"/>
+          <w:tab w:val="left" w:pos="10992"/>
+          <w:tab w:val="left" w:pos="11908"/>
+          <w:tab w:val="left" w:pos="12824"/>
+          <w:tab w:val="left" w:pos="13740"/>
+          <w:tab w:val="left" w:pos="14656"/>
+        </w:tabs>
+        <w:spacing w:after="0" w:line="240" w:lineRule="auto"/>
+        <w:rPr>
+          <w:rFonts w:ascii="var(--font-family-monospace)" w:eastAsia="Times New Roman" w:hAnsi="var(--font-family-monospace)" w:cs="Courier New"/>
+          <w:kern w:val="0"/>
+          <w:sz w:val="21"/>
+          <w:szCs w:val="21"/>
+          <w:bdr w:val="none" w:sz="0" w:space="0" w:color="auto" w:frame="1"/>
+          <w14:ligatures w14:val="none"/>
+        </w:rPr>
+      </w:pPr>
+      <w:r>
+        <w:rPr>
+          <w:rFonts w:ascii="var(--font-family-monospace)" w:eastAsia="Times New Roman" w:hAnsi="var(--font-family-monospace)" w:cs="Courier New"/>
+          <w:kern w:val="0"/>
+          <w:sz w:val="21"/>
+          <w:szCs w:val="21"/>
+          <w:bdr w:val="none" w:sz="0" w:space="0" w:color="auto" w:frame="1"/>
+          <w14:ligatures w14:val="none"/>
+        </w:rPr>
+        <w:t xml:space="preserve">without definition. Write as if I'm 12, not stupid. Use one </w:t>
+      </w:r>
+    </w:p>
+    <w:p>
+      <w:pPr>
+        <w:tabs>
+          <w:tab w:val="left" w:pos="916"/>
+          <w:tab w:val="left" w:pos="1832"/>
+          <w:tab w:val="left" w:pos="2748"/>
+          <w:tab w:val="left" w:pos="3664"/>
+          <w:tab w:val="left" w:pos="4580"/>
+          <w:tab w:val="left" w:pos="5496"/>
+          <w:tab w:val="left" w:pos="6412"/>
+          <w:tab w:val="left" w:pos="7328"/>
+          <w:tab w:val="left" w:pos="8244"/>
+          <w:tab w:val="left" w:pos="9160"/>
+          <w:tab w:val="left" w:pos="10076"/>
+          <w:tab w:val="left" w:pos="10992"/>
+          <w:tab w:val="left" w:pos="11908"/>
+          <w:tab w:val="left" w:pos="12824"/>
+          <w:tab w:val="left" w:pos="13740"/>
+          <w:tab w:val="left" w:pos="14656"/>
+        </w:tabs>
+        <w:spacing w:after="0" w:line="240" w:lineRule="auto"/>
+        <w:rPr>
+          <w:rFonts w:ascii="var(--font-family-monospace)" w:eastAsia="Times New Roman" w:hAnsi="var(--font-family-monospace)" w:cs="Courier New"/>
+          <w:kern w:val="0"/>
+          <w:sz w:val="21"/>
+          <w:szCs w:val="21"/>
+          <w:bdr w:val="none" w:sz="0" w:space="0" w:color="auto" w:frame="1"/>
+          <w14:ligatures w14:val="none"/>
+        </w:rPr>
+      </w:pPr>
+      <w:r>
+        <w:rPr>
+          <w:rFonts w:ascii="var(--font-family-monospace)" w:eastAsia="Times New Roman" w:hAnsi="var(--font-family-monospace)" w:cs="Courier New"/>
+          <w:kern w:val="0"/>
+          <w:sz w:val="21"/>
+          <w:szCs w:val="21"/>
+          <w:bdr w:val="none" w:sz="0" w:space="0" w:color="auto" w:frame="1"/>
+          <w14:ligatures w14:val="none"/>
+        </w:rPr>
+        <w:t>concrete real-world analogy. Keep it under 150 words.</w:t>
+      </w:r>
+    </w:p>
+    <w:p>
+      <w:pPr>
+        <w:tabs>
+          <w:tab w:val="left" w:pos="916"/>
+          <w:tab w:val="left" w:pos="1832"/>
+          <w:tab w:val="left" w:pos="2748"/>
+          <w:tab w:val="left" w:pos="3664"/>
+          <w:tab w:val="left" w:pos="4580"/>
+          <w:tab w:val="left" w:pos="5496"/>
+          <w:tab w:val="left" w:pos="6412"/>
+          <w:tab w:val="left" w:pos="7328"/>
+          <w:tab w:val="left" w:pos="8244"/>
+          <w:tab w:val="left" w:pos="9160"/>
+          <w:tab w:val="left" w:pos="10076"/>
+          <w:tab w:val="left" w:pos="10992"/>
+          <w:tab w:val="left" w:pos="11908"/>
+          <w:tab w:val="left" w:pos="12824"/>
+          <w:tab w:val="left" w:pos="13740"/>
+          <w:tab w:val="left" w:pos="14656"/>
+        </w:tabs>
+        <w:spacing w:after="0" w:line="240" w:lineRule="auto"/>
+        <w:rPr>
+          <w:rFonts w:ascii="var(--font-family-monospace)" w:eastAsia="Times New Roman" w:hAnsi="var(--font-family-monospace)" w:cs="Courier New"/>
+          <w:kern w:val="0"/>
+          <w:sz w:val="21"/>
+          <w:szCs w:val="21"/>
+          <w:bdr w:val="none" w:sz="0" w:space="0" w:color="auto" w:frame="1"/>
+          <w14:ligatures w14:val="none"/>
+        </w:rPr>
+      </w:pPr>
+      <w:r>
+        <w:rPr>
+          <w:rFonts w:ascii="var(--font-family-monospace)" w:eastAsia="Times New Roman" w:hAnsi="var(--font-family-monospace)" w:cs="Courier New"/>
+          <w:kern w:val="0"/>
+          <w:sz w:val="21"/>
+          <w:szCs w:val="21"/>
+          <w:bdr w:val="none" w:sz="0" w:space="0" w:color="auto" w:frame="1"/>
+          <w14:ligatures w14:val="none"/>
+        </w:rPr>
+        <w:t>Then stop. Ask me: "Now explain it back to me in your own words."</w:t>
+      </w:r>
+    </w:p>
+    <w:p>
+      <w:pPr>
+        <w:tabs>
+          <w:tab w:val="left" w:pos="916"/>
+          <w:tab w:val="left" w:pos="1832"/>
+          <w:tab w:val="left" w:pos="2748"/>
+          <w:tab w:val="left" w:pos="3664"/>
+          <w:tab w:val="left" w:pos="4580"/>
+          <w:tab w:val="left" w:pos="5496"/>
+          <w:tab w:val="left" w:pos="6412"/>
+          <w:tab w:val="left" w:pos="7328"/>
+          <w:tab w:val="left" w:pos="8244"/>
+          <w:tab w:val="left" w:pos="9160"/>
+          <w:tab w:val="left" w:pos="10076"/>
+          <w:tab w:val="left" w:pos="10992"/>
+          <w:tab w:val="left" w:pos="11908"/>
+          <w:tab w:val="left" w:pos="12824"/>
+          <w:tab w:val="left" w:pos="13740"/>
+          <w:tab w:val="left" w:pos="14656"/>
+        </w:tabs>
+        <w:spacing w:after="0" w:line="240" w:lineRule="auto"/>
+        <w:rPr>
+          <w:rFonts w:ascii="var(--font-family-monospace)" w:eastAsia="Times New Roman" w:hAnsi="var(--font-family-monospace)" w:cs="Courier New"/>
+          <w:kern w:val="0"/>
+          <w:sz w:val="21"/>
+          <w:szCs w:val="21"/>
+          <w:bdr w:val="none" w:sz="0" w:space="0" w:color="auto" w:frame="1"/>
+          <w14:ligatures w14:val="none"/>
+        </w:rPr>
+      </w:pPr>
+    </w:p>
+    <w:p>
+      <w:pPr>
+        <w:tabs>
+          <w:tab w:val="left" w:pos="916"/>
+          <w:tab w:val="left" w:pos="1832"/>
+          <w:tab w:val="left" w:pos="2748"/>
+          <w:tab w:val="left" w:pos="3664"/>
+          <w:tab w:val="left" w:pos="4580"/>
+          <w:tab w:val="left" w:pos="5496"/>
+          <w:tab w:val="left" w:pos="6412"/>
+          <w:tab w:val="left" w:pos="7328"/>
+          <w:tab w:val="left" w:pos="8244"/>
+          <w:tab w:val="left" w:pos="9160"/>
+          <w:tab w:val="left" w:pos="10076"/>
+          <w:tab w:val="left" w:pos="10992"/>
+          <w:tab w:val="left" w:pos="11908"/>
+          <w:tab w:val="left" w:pos="12824"/>
+          <w:tab w:val="left" w:pos="13740"/>
+          <w:tab w:val="left" w:pos="14656"/>
+        </w:tabs>
+        <w:spacing w:after="0" w:line="240" w:lineRule="auto"/>
+        <w:rPr>
+          <w:rFonts w:ascii="var(--font-family-monospace)" w:eastAsia="Times New Roman" w:hAnsi="var(--font-family-monospace)" w:cs="Courier New"/>
+          <w:kern w:val="0"/>
+          <w:sz w:val="21"/>
+          <w:szCs w:val="21"/>
+          <w:bdr w:val="none" w:sz="0" w:space="0" w:color="auto" w:frame="1"/>
+          <w14:ligatures w14:val="none"/>
+        </w:rPr>
+      </w:pPr>
+      <w:r>
+        <w:rPr>
+          <w:rFonts w:ascii="var(--font-family-monospace)" w:eastAsia="Times New Roman" w:hAnsi="var(--font-family-monospace)" w:cs="Courier New"/>
+          <w:kern w:val="0"/>
+          <w:sz w:val="21"/>
+          <w:szCs w:val="21"/>
+          <w:bdr w:val="none" w:sz="0" w:space="0" w:color="auto" w:frame="1"/>
+          <w14:ligatures w14:val="none"/>
+        </w:rPr>
+        <w:t>STEP 2 — MY ATTEMPT: Wait for my response.</w:t>
+      </w:r>
+    </w:p>
+    <w:p>
+      <w:pPr>
+        <w:tabs>
+          <w:tab w:val="left" w:pos="916"/>
+          <w:tab w:val="left" w:pos="1832"/>
+          <w:tab w:val="left" w:pos="2748"/>
+          <w:tab w:val="left" w:pos="3664"/>
+          <w:tab w:val="left" w:pos="4580"/>
+          <w:tab w:val="left" w:pos="5496"/>
+          <w:tab w:val="left" w:pos="6412"/>
+          <w:tab w:val="left" w:pos="7328"/>
+          <w:tab w:val="left" w:pos="8244"/>
+          <w:tab w:val="left" w:pos="9160"/>
+          <w:tab w:val="left" w:pos="10076"/>
+          <w:tab w:val="left" w:pos="10992"/>
+          <w:tab w:val="left" w:pos="11908"/>
+          <w:tab w:val="left" w:pos="12824"/>
+          <w:tab w:val="left" w:pos="13740"/>
+          <w:tab w:val="left" w:pos="14656"/>
+        </w:tabs>
+        <w:spacing w:after="0" w:line="240" w:lineRule="auto"/>
+        <w:rPr>
+          <w:rFonts w:ascii="var(--font-family-monospace)" w:eastAsia="Times New Roman" w:hAnsi="var(--font-family-monospace)" w:cs="Courier New"/>
+          <w:kern w:val="0"/>
+          <w:sz w:val="21"/>
+          <w:szCs w:val="21"/>
+          <w:bdr w:val="none" w:sz="0" w:space="0" w:color="auto" w:frame="1"/>
+          <w14:ligatures w14:val="none"/>
+        </w:rPr>
+      </w:pPr>
+    </w:p>
+    <w:p>
+      <w:pPr>
+        <w:tabs>
+          <w:tab w:val="left" w:pos="916"/>
+          <w:tab w:val="left" w:pos="1832"/>
+          <w:tab w:val="left" w:pos="2748"/>
+          <w:tab w:val="left" w:pos="3664"/>
+          <w:tab w:val="left" w:pos="4580"/>
+          <w:tab w:val="left" w:pos="5496"/>
+          <w:tab w:val="left" w:pos="6412"/>
+          <w:tab w:val="left" w:pos="7328"/>
+          <w:tab w:val="left" w:pos="8244"/>
+          <w:tab w:val="left" w:pos="9160"/>
+          <w:tab w:val="left" w:pos="10076"/>
+          <w:tab w:val="left" w:pos="10992"/>
+          <w:tab w:val="left" w:pos="11908"/>
+          <w:tab w:val="left" w:pos="12824"/>
+          <w:tab w:val="left" w:pos="13740"/>
+          <w:tab w:val="left" w:pos="14656"/>
+        </w:tabs>
+        <w:spacing w:after="0" w:line="240" w:lineRule="auto"/>
+        <w:rPr>
+          <w:rFonts w:ascii="var(--font-family-monospace)" w:eastAsia="Times New Roman" w:hAnsi="var(--font-family-monospace)" w:cs="Courier New"/>
+          <w:kern w:val="0"/>
+          <w:sz w:val="21"/>
+          <w:szCs w:val="21"/>
+          <w:bdr w:val="none" w:sz="0" w:space="0" w:color="auto" w:frame="1"/>
+          <w14:ligatures w14:val="none"/>
+        </w:rPr>
+      </w:pPr>
+      <w:r>
+        <w:rPr>
+          <w:rFonts w:ascii="var(--font-family-monospace)" w:eastAsia="Times New Roman" w:hAnsi="var(--font-family-monospace)" w:cs="Courier New"/>
+          <w:kern w:val="0"/>
+          <w:sz w:val="21"/>
+          <w:szCs w:val="21"/>
+          <w:bdr w:val="none" w:sz="0" w:space="0" w:color="auto" w:frame="1"/>
+          <w14:ligatures w14:val="none"/>
+        </w:rPr>
+        <w:t>STEP 3 — GAP DIAGNOSIS:</w:t>
+      </w:r>
+    </w:p>
+    <w:p>
+      <w:pPr>
+        <w:tabs>
+          <w:tab w:val="left" w:pos="916"/>
+          <w:tab w:val="left" w:pos="1832"/>
+          <w:tab w:val="left" w:pos="2748"/>
+          <w:tab w:val="left" w:pos="3664"/>
+          <w:tab w:val="left" w:pos="4580"/>
+          <w:tab w:val="left" w:pos="5496"/>
+          <w:tab w:val="left" w:pos="6412"/>
+          <w:tab w:val="left" w:pos="7328"/>
+          <w:tab w:val="left" w:pos="8244"/>
+          <w:tab w:val="left" w:pos="9160"/>
+          <w:tab w:val="left" w:pos="10076"/>
+          <w:tab w:val="left" w:pos="10992"/>
+          <w:tab w:val="left" w:pos="11908"/>
+          <w:tab w:val="left" w:pos="12824"/>
+          <w:tab w:val="left" w:pos="13740"/>
+          <w:tab w:val="left" w:pos="14656"/>
+        </w:tabs>
+        <w:spacing w:after="0" w:line="240" w:lineRule="auto"/>
+        <w:rPr>
+          <w:rFonts w:ascii="var(--font-family-monospace)" w:eastAsia="Times New Roman" w:hAnsi="var(--font-family-monospace)" w:cs="Courier New"/>
+          <w:kern w:val="0"/>
+          <w:sz w:val="21"/>
+          <w:szCs w:val="21"/>
+          <w:bdr w:val="none" w:sz="0" w:space="0" w:color="auto" w:frame="1"/>
+          <w14:ligatures w14:val="none"/>
+        </w:rPr>
+      </w:pPr>
+      <w:r>
+        <w:rPr>
+          <w:rFonts w:ascii="var(--font-family-monospace)" w:eastAsia="Times New Roman" w:hAnsi="var(--font-family-monospace)" w:cs="Courier New"/>
+          <w:kern w:val="0"/>
+          <w:sz w:val="21"/>
+          <w:szCs w:val="21"/>
+          <w:bdr w:val="none" w:sz="0" w:space="0" w:color="auto" w:frame="1"/>
+          <w14:ligatures w14:val="none"/>
+        </w:rPr>
+        <w:t xml:space="preserve">Score my explanation 1-10. List only what I got wrong or </w:t>
+      </w:r>
+    </w:p>
+    <w:p>
+      <w:pPr>
+        <w:tabs>
+          <w:tab w:val="left" w:pos="916"/>
+          <w:tab w:val="left" w:pos="1832"/>
+          <w:tab w:val="left" w:pos="2748"/>
+          <w:tab w:val="left" w:pos="3664"/>
+          <w:tab w:val="left" w:pos="4580"/>
+          <w:tab w:val="left" w:pos="5496"/>
+          <w:tab w:val="left" w:pos="6412"/>
+          <w:tab w:val="left" w:pos="7328"/>
+          <w:tab w:val="left" w:pos="8244"/>
+          <w:tab w:val="left" w:pos="9160"/>
+          <w:tab w:val="left" w:pos="10076"/>
+          <w:tab w:val="left" w:pos="10992"/>
+          <w:tab w:val="left" w:pos="11908"/>
+          <w:tab w:val="left" w:pos="12824"/>
+          <w:tab w:val="left" w:pos="13740"/>
+          <w:tab w:val="left" w:pos="14656"/>
+        </w:tabs>
+        <w:spacing w:after="0" w:line="240" w:lineRule="auto"/>
+        <w:rPr>
+          <w:rFonts w:ascii="var(--font-family-monospace)" w:eastAsia="Times New Roman" w:hAnsi="var(--font-family-monospace)" w:cs="Courier New"/>
+          <w:kern w:val="0"/>
+          <w:sz w:val="21"/>
+          <w:szCs w:val="21"/>
+          <w:bdr w:val="none" w:sz="0" w:space="0" w:color="auto" w:frame="1"/>
+          <w14:ligatures w14:val="none"/>
+        </w:rPr>
+      </w:pPr>
+      <w:r>
+        <w:rPr>
+          <w:rFonts w:ascii="var(--font-family-monospace)" w:eastAsia="Times New Roman" w:hAnsi="var(--font-family-monospace)" w:cs="Courier New"/>
+          <w:kern w:val="0"/>
+          <w:sz w:val="21"/>
+          <w:szCs w:val="21"/>
+          <w:bdr w:val="none" w:sz="0" w:space="0" w:color="auto" w:frame="1"/>
+          <w14:ligatures w14:val="none"/>
+        </w:rPr>
+        <w:t xml:space="preserve">missed — bullet points, no padding. Re-teach only those gaps </w:t>
+      </w:r>
+    </w:p>
+    <w:p>
+      <w:pPr>
+        <w:tabs>
+          <w:tab w:val="left" w:pos="916"/>
+          <w:tab w:val="left" w:pos="1832"/>
+          <w:tab w:val="left" w:pos="2748"/>
+          <w:tab w:val="left" w:pos="3664"/>
+          <w:tab w:val="left" w:pos="4580"/>
+          <w:tab w:val="left" w:pos="5496"/>
+          <w:tab w:val="left" w:pos="6412"/>
+          <w:tab w:val="left" w:pos="7328"/>
+          <w:tab w:val="left" w:pos="8244"/>
+          <w:tab w:val="left" w:pos="9160"/>
+          <w:tab w:val="left" w:pos="10076"/>
+          <w:tab w:val="left" w:pos="10992"/>
+          <w:tab w:val="left" w:pos="11908"/>
+          <w:tab w:val="left" w:pos="12824"/>
+          <w:tab w:val="left" w:pos="13740"/>
+          <w:tab w:val="left" w:pos="14656"/>
+        </w:tabs>
+        <w:spacing w:after="0" w:line="240" w:lineRule="auto"/>
+        <w:rPr>
+          <w:rFonts w:ascii="var(--font-family-monospace)" w:eastAsia="Times New Roman" w:hAnsi="var(--font-family-monospace)" w:cs="Courier New"/>
+          <w:kern w:val="0"/>
+          <w:sz w:val="21"/>
+          <w:szCs w:val="21"/>
+          <w:bdr w:val="none" w:sz="0" w:space="0" w:color="auto" w:frame="1"/>
+          <w14:ligatures w14:val="none"/>
+        </w:rPr>
+      </w:pPr>
+      <w:r>
+        <w:rPr>
+          <w:rFonts w:ascii="var(--font-family-monospace)" w:eastAsia="Times New Roman" w:hAnsi="var(--font-family-monospace)" w:cs="Courier New"/>
+          <w:kern w:val="0"/>
+          <w:sz w:val="21"/>
+          <w:szCs w:val="21"/>
+          <w:bdr w:val="none" w:sz="0" w:space="0" w:color="auto" w:frame="1"/>
+          <w14:ligatures w14:val="none"/>
+        </w:rPr>
+        <w:t>in under 100 words. Then ask me to try again on just those gaps.</w:t>
+      </w:r>
+    </w:p>
+    <w:p>
+      <w:pPr>
+        <w:tabs>
+          <w:tab w:val="left" w:pos="916"/>
+          <w:tab w:val="left" w:pos="1832"/>
+          <w:tab w:val="left" w:pos="2748"/>
+          <w:tab w:val="left" w:pos="3664"/>
+          <w:tab w:val="left" w:pos="4580"/>
+          <w:tab w:val="left" w:pos="5496"/>
+          <w:tab w:val="left" w:pos="6412"/>
+          <w:tab w:val="left" w:pos="7328"/>
+          <w:tab w:val="left" w:pos="8244"/>
+          <w:tab w:val="left" w:pos="9160"/>
+          <w:tab w:val="left" w:pos="10076"/>
+          <w:tab w:val="left" w:pos="10992"/>
+          <w:tab w:val="left" w:pos="11908"/>
+          <w:tab w:val="left" w:pos="12824"/>
+          <w:tab w:val="left" w:pos="13740"/>
+          <w:tab w:val="left" w:pos="14656"/>
+        </w:tabs>
+        <w:spacing w:after="0" w:line="240" w:lineRule="auto"/>
+        <w:rPr>
+          <w:rFonts w:ascii="var(--font-family-monospace)" w:eastAsia="Times New Roman" w:hAnsi="var(--font-family-monospace)" w:cs="Courier New"/>
+          <w:kern w:val="0"/>
+          <w:sz w:val="21"/>
+          <w:szCs w:val="21"/>
+          <w:bdr w:val="none" w:sz="0" w:space="0" w:color="auto" w:frame="1"/>
+          <w14:ligatures w14:val="none"/>
+        </w:rPr>
+      </w:pPr>
+    </w:p>
+    <w:p>
+      <w:pPr>
+        <w:tabs>
+          <w:tab w:val="left" w:pos="916"/>
+          <w:tab w:val="left" w:pos="1832"/>
+          <w:tab w:val="left" w:pos="2748"/>
+          <w:tab w:val="left" w:pos="3664"/>
+          <w:tab w:val="left" w:pos="4580"/>
+          <w:tab w:val="left" w:pos="5496"/>
+          <w:tab w:val="left" w:pos="6412"/>
+          <w:tab w:val="left" w:pos="7328"/>
+          <w:tab w:val="left" w:pos="8244"/>
+          <w:tab w:val="left" w:pos="9160"/>
+          <w:tab w:val="left" w:pos="10076"/>
+          <w:tab w:val="left" w:pos="10992"/>
+          <w:tab w:val="left" w:pos="11908"/>
+          <w:tab w:val="left" w:pos="12824"/>
+          <w:tab w:val="left" w:pos="13740"/>
+          <w:tab w:val="left" w:pos="14656"/>
+        </w:tabs>
+        <w:spacing w:after="0" w:line="240" w:lineRule="auto"/>
+        <w:rPr>
+          <w:rFonts w:ascii="var(--font-family-monospace)" w:eastAsia="Times New Roman" w:hAnsi="var(--font-family-monospace)" w:cs="Courier New"/>
+          <w:kern w:val="0"/>
+          <w:sz w:val="21"/>
+          <w:szCs w:val="21"/>
+          <w:bdr w:val="none" w:sz="0" w:space="0" w:color="auto" w:frame="1"/>
+          <w14:ligatures w14:val="none"/>
+        </w:rPr>
+      </w:pPr>
+      <w:r>
+        <w:rPr>
+          <w:rFonts w:ascii="var(--font-family-monospace)" w:eastAsia="Times New Roman" w:hAnsi="var(--font-family-monospace)" w:cs="Courier New"/>
+          <w:kern w:val="0"/>
+          <w:sz w:val="21"/>
+          <w:szCs w:val="21"/>
+          <w:bdr w:val="none" w:sz="0" w:space="0" w:color="auto" w:frame="1"/>
+          <w14:ligatures w14:val="none"/>
+        </w:rPr>
+        <w:t>STEP 4 — REPEAT STEP 2-3:</w:t>
+      </w:r>
+    </w:p>
+    <w:p>
+      <w:pPr>
+        <w:tabs>
+          <w:tab w:val="left" w:pos="916"/>
+          <w:tab w:val="left" w:pos="1832"/>
+          <w:tab w:val="left" w:pos="2748"/>
+          <w:tab w:val="left" w:pos="3664"/>
+          <w:tab w:val="left" w:pos="4580"/>
+          <w:tab w:val="left" w:pos="5496"/>
+          <w:tab w:val="left" w:pos="6412"/>
+          <w:tab w:val="left" w:pos="7328"/>
+          <w:tab w:val="left" w:pos="8244"/>
+          <w:tab w:val="left" w:pos="9160"/>
+          <w:tab w:val="left" w:pos="10076"/>
+          <w:tab w:val="left" w:pos="10992"/>
+          <w:tab w:val="left" w:pos="11908"/>
+          <w:tab w:val="left" w:pos="12824"/>
+          <w:tab w:val="left" w:pos="13740"/>
+          <w:tab w:val="left" w:pos="14656"/>
+        </w:tabs>
+        <w:spacing w:after="0" w:line="240" w:lineRule="auto"/>
+        <w:rPr>
+          <w:rFonts w:ascii="var(--font-family-monospace)" w:eastAsia="Times New Roman" w:hAnsi="var(--font-family-monospace)" w:cs="Courier New"/>
+          <w:kern w:val="0"/>
+          <w:sz w:val="21"/>
+          <w:szCs w:val="21"/>
+          <w:bdr w:val="none" w:sz="0" w:space="0" w:color="auto" w:frame="1"/>
+          <w14:ligatures w14:val="none"/>
+        </w:rPr>
+      </w:pPr>
+      <w:r>
+        <w:rPr>
+          <w:rFonts w:ascii="var(--font-family-monospace)" w:eastAsia="Times New Roman" w:hAnsi="var(--font-family-monospace)" w:cs="Courier New"/>
+          <w:kern w:val="0"/>
+          <w:sz w:val="21"/>
+          <w:szCs w:val="21"/>
+          <w:bdr w:val="none" w:sz="0" w:space="0" w:color="auto" w:frame="1"/>
+          <w14:ligatures w14:val="none"/>
+        </w:rPr>
+        <w:t>Loop until I score 9 or above without prompting.</w:t>
+      </w:r>
+    </w:p>
+    <w:p>
+      <w:pPr>
+        <w:tabs>
+          <w:tab w:val="left" w:pos="916"/>
+          <w:tab w:val="left" w:pos="1832"/>
+          <w:tab w:val="left" w:pos="2748"/>
+          <w:tab w:val="left" w:pos="3664"/>
+          <w:tab w:val="left" w:pos="4580"/>
+          <w:tab w:val="left" w:pos="5496"/>
+          <w:tab w:val="left" w:pos="6412"/>
+          <w:tab w:val="left" w:pos="7328"/>
+          <w:tab w:val="left" w:pos="8244"/>
+          <w:tab w:val="left" w:pos="9160"/>
+          <w:tab w:val="left" w:pos="10076"/>
+          <w:tab w:val="left" w:pos="10992"/>
+          <w:tab w:val="left" w:pos="11908"/>
+          <w:tab w:val="left" w:pos="12824"/>
+          <w:tab w:val="left" w:pos="13740"/>
+          <w:tab w:val="left" w:pos="14656"/>
+        </w:tabs>
+        <w:spacing w:after="0" w:line="240" w:lineRule="auto"/>
+        <w:rPr>
+          <w:rFonts w:ascii="var(--font-family-monospace)" w:eastAsia="Times New Roman" w:hAnsi="var(--font-family-monospace)" w:cs="Courier New"/>
+          <w:kern w:val="0"/>
+          <w:sz w:val="21"/>
+          <w:szCs w:val="21"/>
+          <w:bdr w:val="none" w:sz="0" w:space="0" w:color="auto" w:frame="1"/>
+          <w14:ligatures w14:val="none"/>
+        </w:rPr>
+      </w:pPr>
+    </w:p>
+    <w:p>
+      <w:pPr>
+        <w:tabs>
+          <w:tab w:val="left" w:pos="916"/>
+          <w:tab w:val="left" w:pos="1832"/>
+          <w:tab w:val="left" w:pos="2748"/>
+          <w:tab w:val="left" w:pos="3664"/>
+          <w:tab w:val="left" w:pos="4580"/>
+          <w:tab w:val="left" w:pos="5496"/>
+          <w:tab w:val="left" w:pos="6412"/>
+          <w:tab w:val="left" w:pos="7328"/>
+          <w:tab w:val="left" w:pos="8244"/>
+          <w:tab w:val="left" w:pos="9160"/>
+          <w:tab w:val="left" w:pos="10076"/>
+          <w:tab w:val="left" w:pos="10992"/>
+          <w:tab w:val="left" w:pos="11908"/>
+          <w:tab w:val="left" w:pos="12824"/>
+          <w:tab w:val="left" w:pos="13740"/>
+          <w:tab w:val="left" w:pos="14656"/>
+        </w:tabs>
+        <w:spacing w:after="0" w:line="240" w:lineRule="auto"/>
+        <w:rPr>
+          <w:rFonts w:ascii="var(--font-family-monospace)" w:eastAsia="Times New Roman" w:hAnsi="var(--font-family-monospace)" w:cs="Courier New"/>
+          <w:kern w:val="0"/>
+          <w:sz w:val="21"/>
+          <w:szCs w:val="21"/>
+          <w:bdr w:val="none" w:sz="0" w:space="0" w:color="auto" w:frame="1"/>
+          <w14:ligatures w14:val="none"/>
+        </w:rPr>
+      </w:pPr>
+      <w:r>
+        <w:rPr>
+          <w:rFonts w:ascii="var(--font-family-monospace)" w:eastAsia="Times New Roman" w:hAnsi="var(--font-family-monospace)" w:cs="Courier New"/>
+          <w:kern w:val="0"/>
+          <w:sz w:val="21"/>
+          <w:szCs w:val="21"/>
+          <w:bdr w:val="none" w:sz="0" w:space="0" w:color="auto" w:frame="1"/>
+          <w14:ligatures w14:val="none"/>
+        </w:rPr>
+        <w:t>COMPLETION SIGNAL:</w:t>
+      </w:r>
+    </w:p>
+    <w:p>
+      <w:pPr>
+        <w:tabs>
+          <w:tab w:val="left" w:pos="916"/>
+          <w:tab w:val="left" w:pos="1832"/>
+          <w:tab w:val="left" w:pos="2748"/>
+          <w:tab w:val="left" w:pos="3664"/>
+          <w:tab w:val="left" w:pos="4580"/>
+          <w:tab w:val="left" w:pos="5496"/>
+          <w:tab w:val="left" w:pos="6412"/>
+          <w:tab w:val="left" w:pos="7328"/>
+          <w:tab w:val="left" w:pos="8244"/>
+          <w:tab w:val="left" w:pos="9160"/>
+          <w:tab w:val="left" w:pos="10076"/>
+          <w:tab w:val="left" w:pos="10992"/>
+          <w:tab w:val="left" w:pos="11908"/>
+          <w:tab w:val="left" w:pos="12824"/>
+          <w:tab w:val="left" w:pos="13740"/>
+          <w:tab w:val="left" w:pos="14656"/>
+        </w:tabs>
+        <w:spacing w:after="0" w:line="240" w:lineRule="auto"/>
+        <w:rPr>
+          <w:rFonts w:ascii="var(--font-family-monospace)" w:eastAsia="Times New Roman" w:hAnsi="var(--font-family-monospace)" w:cs="Courier New"/>
+          <w:kern w:val="0"/>
+          <w:sz w:val="21"/>
+          <w:szCs w:val="21"/>
+          <w:bdr w:val="none" w:sz="0" w:space="0" w:color="auto" w:frame="1"/>
+          <w14:ligatures w14:val="none"/>
+        </w:rPr>
+      </w:pPr>
+      <w:r>
+        <w:rPr>
+          <w:rFonts w:ascii="var(--font-family-monospace)" w:eastAsia="Times New Roman" w:hAnsi="var(--font-family-monospace)" w:cs="Courier New"/>
+          <w:kern w:val="0"/>
+          <w:sz w:val="21"/>
+          <w:szCs w:val="21"/>
+          <w:bdr w:val="none" w:sz="0" w:space="0" w:color="auto" w:frame="1"/>
+          <w14:ligatures w14:val="none"/>
+        </w:rPr>
+        <w:t xml:space="preserve">When I hit 9+, say: "You've got it. Here's the one-sentence </w:t>
+      </w:r>
+    </w:p>
+    <w:p>
+      <w:pPr>
+        <w:tabs>
+          <w:tab w:val="left" w:pos="916"/>
+          <w:tab w:val="left" w:pos="1832"/>
+          <w:tab w:val="left" w:pos="2748"/>
+          <w:tab w:val="left" w:pos="3664"/>
+          <w:tab w:val="left" w:pos="4580"/>
+          <w:tab w:val="left" w:pos="5496"/>
+          <w:tab w:val="left" w:pos="6412"/>
+          <w:tab w:val="left" w:pos="7328"/>
+          <w:tab w:val="left" w:pos="8244"/>
+          <w:tab w:val="left" w:pos="9160"/>
+          <w:tab w:val="left" w:pos="10076"/>
+          <w:tab w:val="left" w:pos="10992"/>
+          <w:tab w:val="left" w:pos="11908"/>
+          <w:tab w:val="left" w:pos="12824"/>
+          <w:tab w:val="left" w:pos="13740"/>
+          <w:tab w:val="left" w:pos="14656"/>
+        </w:tabs>
+        <w:spacing w:after="0" w:line="240" w:lineRule="auto"/>
+        <w:rPr>
+          <w:rFonts w:ascii="var(--font-family-monospace)" w:eastAsia="Times New Roman" w:hAnsi="var(--font-family-monospace)" w:cs="Courier New"/>
+          <w:kern w:val="0"/>
+          <w:sz w:val="21"/>
+          <w:szCs w:val="21"/>
+          <w:bdr w:val="none" w:sz="0" w:space="0" w:color="auto" w:frame="1"/>
+          <w14:ligatures w14:val="none"/>
+        </w:rPr>
+      </w:pPr>
+      <w:r>
+        <w:rPr>
+          <w:rFonts w:ascii="var(--font-family-monospace)" w:eastAsia="Times New Roman" w:hAnsi="var(--font-family-monospace)" w:cs="Courier New"/>
+          <w:kern w:val="0"/>
+          <w:sz w:val="21"/>
+          <w:szCs w:val="21"/>
+          <w:bdr w:val="none" w:sz="0" w:space="0" w:color="auto" w:frame="1"/>
+          <w14:ligatures w14:val="none"/>
+        </w:rPr>
+        <w:t>definition you could use to teach someone else:" — then give it.</w:t>
+      </w:r>
+    </w:p>
+    <w:p>
+      <w:pPr>
+        <w:tabs>
+          <w:tab w:val="left" w:pos="916"/>
+          <w:tab w:val="left" w:pos="1832"/>
+          <w:tab w:val="left" w:pos="2748"/>
+          <w:tab w:val="left" w:pos="3664"/>
+          <w:tab w:val="left" w:pos="4580"/>
+          <w:tab w:val="left" w:pos="5496"/>
+          <w:tab w:val="left" w:pos="6412"/>
+          <w:tab w:val="left" w:pos="7328"/>
+          <w:tab w:val="left" w:pos="8244"/>
+          <w:tab w:val="left" w:pos="9160"/>
+          <w:tab w:val="left" w:pos="10076"/>
+          <w:tab w:val="left" w:pos="10992"/>
+          <w:tab w:val="left" w:pos="11908"/>
+          <w:tab w:val="left" w:pos="12824"/>
+          <w:tab w:val="left" w:pos="13740"/>
+          <w:tab w:val="left" w:pos="14656"/>
+        </w:tabs>
+        <w:spacing w:after="0" w:line="240" w:lineRule="auto"/>
+        <w:rPr>
+          <w:rFonts w:ascii="var(--font-family-monospace)" w:eastAsia="Times New Roman" w:hAnsi="var(--font-family-monospace)" w:cs="Courier New"/>
+          <w:kern w:val="0"/>
+          <w:sz w:val="21"/>
+          <w:szCs w:val="21"/>
+          <w:bdr w:val="none" w:sz="0" w:space="0" w:color="auto" w:frame="1"/>
+          <w14:ligatures w14:val="none"/>
+        </w:rPr>
+      </w:pPr>
+    </w:p>
+    <w:p>
+      <w:pPr>
+        <w:tabs>
+          <w:tab w:val="left" w:pos="916"/>
+          <w:tab w:val="left" w:pos="1832"/>
+          <w:tab w:val="left" w:pos="2748"/>
+          <w:tab w:val="left" w:pos="3664"/>
+          <w:tab w:val="left" w:pos="4580"/>
+          <w:tab w:val="left" w:pos="5496"/>
+          <w:tab w:val="left" w:pos="6412"/>
+          <w:tab w:val="left" w:pos="7328"/>
+          <w:tab w:val="left" w:pos="8244"/>
+          <w:tab w:val="left" w:pos="9160"/>
+          <w:tab w:val="left" w:pos="10076"/>
+          <w:tab w:val="left" w:pos="10992"/>
+          <w:tab w:val="left" w:pos="11908"/>
+          <w:tab w:val="left" w:pos="12824"/>
+          <w:tab w:val="left" w:pos="13740"/>
+          <w:tab w:val="left" w:pos="14656"/>
+        </w:tabs>
+        <w:spacing w:after="0" w:line="240" w:lineRule="auto"/>
+        <w:rPr>
+          <w:rFonts w:ascii="Courier New" w:eastAsia="Times New Roman" w:hAnsi="Courier New" w:cs="Courier New"/>
+          <w:kern w:val="0"/>
+          <w:sz w:val="23"/>
+          <w:szCs w:val="23"/>
+          <w14:ligatures w14:val="none"/>
+        </w:rPr>
+      </w:pPr>
+      <w:r>
+        <w:rPr>
+          <w:rFonts w:ascii="var(--font-family-monospace)" w:eastAsia="Times New Roman" w:hAnsi="var(--font-family-monospace)" w:cs="Courier New"/>
+          <w:kern w:val="0"/>
+          <w:sz w:val="21"/>
+          <w:szCs w:val="21"/>
+          <w:bdr w:val="none" w:sz="0" w:space="0" w:color="auto" w:frame="1"/>
+          <w14:ligatures w14:val="none"/>
+        </w:rPr>
+        <w:t>Begin Step 1 NOW.</w:t>
+      </w:r>
+    </w:p>
+    <w:p>
+      <w:pPr>
+        <w:pStyle w:val="NormalWeb"/>
+        <w:spacing w:before="0" w:beforeAutospacing="0" w:after="0" w:afterAutospacing="0"/>
+        <w:rPr>
+          <w:rFonts w:ascii="Calibri" w:hAnsi="Calibri" w:cs="Calibri"/>
+          <w:sz w:val="22"/>
+          <w:szCs w:val="22"/>
+        </w:rPr>
+      </w:pPr>
     </w:p>
     <w:p>
       <w:pPr>
@@ -1637,6 +2821,71 @@
       <w14:ligatures w14:val="none"/>
     </w:rPr>
   </w:style>
+  <w:style w:type="paragraph" w:styleId="HTMLPreformatted">
+    <w:name w:val="HTML Preformatted"/>
+    <w:basedOn w:val="Normal"/>
+    <w:link w:val="HTMLPreformattedChar"/>
+    <w:uiPriority w:val="99"/>
+    <w:semiHidden/>
+    <w:unhideWhenUsed/>
+    <w:rsid w:val="00723464"/>
+    <w:pPr>
+      <w:tabs>
+        <w:tab w:val="left" w:pos="916"/>
+        <w:tab w:val="left" w:pos="1832"/>
+        <w:tab w:val="left" w:pos="2748"/>
+        <w:tab w:val="left" w:pos="3664"/>
+        <w:tab w:val="left" w:pos="4580"/>
+        <w:tab w:val="left" w:pos="5496"/>
+        <w:tab w:val="left" w:pos="6412"/>
+        <w:tab w:val="left" w:pos="7328"/>
+        <w:tab w:val="left" w:pos="8244"/>
+        <w:tab w:val="left" w:pos="9160"/>
+        <w:tab w:val="left" w:pos="10076"/>
+        <w:tab w:val="left" w:pos="10992"/>
+        <w:tab w:val="left" w:pos="11908"/>
+        <w:tab w:val="left" w:pos="12824"/>
+        <w:tab w:val="left" w:pos="13740"/>
+        <w:tab w:val="left" w:pos="14656"/>
+      </w:tabs>
+      <w:spacing w:after="0" w:line="240" w:lineRule="auto"/>
+    </w:pPr>
+    <w:rPr>
+      <w:rFonts w:ascii="Courier New" w:eastAsia="Times New Roman" w:hAnsi="Courier New" w:cs="Courier New"/>
+      <w:kern w:val="0"/>
+      <w:sz w:val="20"/>
+      <w:szCs w:val="20"/>
+      <w14:ligatures w14:val="none"/>
+    </w:rPr>
+  </w:style>
+  <w:style w:type="character" w:customStyle="1" w:styleId="HTMLPreformattedChar">
+    <w:name w:val="HTML Preformatted Char"/>
+    <w:basedOn w:val="DefaultParagraphFont"/>
+    <w:link w:val="HTMLPreformatted"/>
+    <w:uiPriority w:val="99"/>
+    <w:semiHidden/>
+    <w:rsid w:val="00723464"/>
+    <w:rPr>
+      <w:rFonts w:ascii="Courier New" w:eastAsia="Times New Roman" w:hAnsi="Courier New" w:cs="Courier New"/>
+      <w:kern w:val="0"/>
+      <w:sz w:val="20"/>
+      <w:szCs w:val="20"/>
+      <w14:ligatures w14:val="none"/>
+    </w:rPr>
+  </w:style>
+  <w:style w:type="character" w:styleId="HTMLCode">
+    <w:name w:val="HTML Code"/>
+    <w:basedOn w:val="DefaultParagraphFont"/>
+    <w:uiPriority w:val="99"/>
+    <w:semiHidden/>
+    <w:unhideWhenUsed/>
+    <w:rsid w:val="00723464"/>
+    <w:rPr>
+      <w:rFonts w:ascii="Courier New" w:eastAsia="Times New Roman" w:hAnsi="Courier New" w:cs="Courier New"/>
+      <w:sz w:val="20"/>
+      <w:szCs w:val="20"/>
+    </w:rPr>
+  </w:style>
 </w:styles>
 </file>
 
